--- a/site/docs/rationalization/method.docx
+++ b/site/docs/rationalization/method.docx
@@ -161,7 +161,49 @@
         <w:tab/>
       </w:r>
       <w:r>
-        <w:t xml:space="preserve">Summarize: annual cost of Eliminate and Migrate apps as potential savings (a range, not a promise), and the top risks of acting.</w:t>
+        <w:t xml:space="preserve">Before recommending any new purchase, run it through </w:t>
+      </w:r>
+      <w:r>
+        <w:t xml:space="preserve">Acquisition gate checklist</w:t>
+      </w:r>
+      <w:r>
+        <w:t xml:space="preserve">: is there an existing app that does the job, and has the request been approved? </w:t>
+      </w:r>
+      <w:r>
+        <w:rPr>
+          <w:b/>
+        </w:rPr>
+        <w:t xml:space="preserve">Decision needed:</w:t>
+      </w:r>
+      <w:r>
+        <w:t xml:space="preserve"> the approver's call. Check invoices against the contract and purchase order before payment with </w:t>
+      </w:r>
+      <w:r>
+        <w:t xml:space="preserve">Invoice verification template</w:t>
+      </w:r>
+      <w:r>
+        <w:t xml:space="preserve">.</w:t>
+      </w:r>
+    </w:p>
+    <w:p>
+      <w:pPr>
+        <w:spacing w:after="60"/>
+        <w:ind w:left="720" w:hanging="360"/>
+      </w:pPr>
+      <w:r>
+        <w:t xml:space="preserve">8.</w:t>
+      </w:r>
+      <w:r>
+        <w:tab/>
+      </w:r>
+      <w:r>
+        <w:t xml:space="preserve">Summarize: annual cost of Eliminate and Migrate apps as potential savings (a range, not a promise), and the top risks of acting. The range is a forecast. Record only achieved savings, each backed by evidence, in </w:t>
+      </w:r>
+      <w:r>
+        <w:t xml:space="preserve">Savings report template</w:t>
+      </w:r>
+      <w:r>
+        <w:t xml:space="preserve">, and report adverse trends (rising cost or spend outside procurement) next to the savings.</w:t>
       </w:r>
     </w:p>
     <w:p>
